--- a/Cover_Letters/Shinoy_CB_Test_Engineer_Cover_Letter.docx
+++ b/Cover_Letters/Shinoy_CB_Test_Engineer_Cover_Letter.docx
@@ -14,7 +14,7 @@
     </w:p>
     <w:p>
       <w:r>
-        <w:t>August 30, 2026</w:t>
+        <w:t>September 20, 2026</w:t>
       </w:r>
     </w:p>
     <w:p>
@@ -35,12 +35,12 @@
     </w:p>
     <w:p>
       <w:r>
-        <w:t>Your focus on making testing an essential part of the development cycle rather than just a final step really resonates with how I like to work. Over the past 8 years, I have built and maintained automation frameworks using Playwright, Selenium, and Cucumber while collaborating closely with developers and product owners to catch issues early. I have also used tools like Gemini Code Assist to make test creation more efficient in my recent projects.</w:t>
+        <w:t>I have spent over eight years working on software quality for financial and banking clients, focusing on building dependable automation frameworks with tools like Playwright, Selenium, and Cucumber. In my recent work, I have also used tools like Gemini Code Assist to streamline test generation scripts and speed up delivery.</w:t>
       </w:r>
     </w:p>
     <w:p>
       <w:r>
-        <w:t>Working with tools like Jenkins, Oracle SQL, and various CI/CD pipelines has taught me how to set up reliable test environments that teams can actually trust. I want to help CB build a scalable test landscape that makes releases predictable and keeps risk low.</w:t>
+        <w:t>Your focus on understanding how systems work and improving the test scenarios rather than just fixing individual bugs matches my own approach to QA. I am comfortable working with both BDD and TDD approaches, and I regularly partner with developers and product owners to ensure test processes are stable and practical.</w:t>
       </w:r>
     </w:p>
     <w:p>
